--- a/output/docx/fr/BUFRCREX_CodeFlag_fr_25.docx
+++ b/output/docx/fr/BUFRCREX_CodeFlag_fr_25.docx
@@ -1580,7 +1580,7 @@
           <w:i/>
           <w:sz w:val="14"/>
         </w:rPr>
-        <w:t>Note 35: Le descripteur 0 25 009 est caduc; le remplacer par le descripteur 0 25 029.</w:t>
+        <w:t>Note CF35: Le descripteur 0 25 009 est caduc; le remplacer par le descripteur 0 25 029.</w:t>
       </w:r>
     </w:p>
     <w:p/>
@@ -8053,7 +8053,7 @@
           <w:i/>
           <w:sz w:val="14"/>
         </w:rPr>
-        <w:t>Note 60: Aucun des chiffres du code n’exclut la possibilité, laissée à la discrétion du centre de production, d’ajouter des niveaux obtenus par interpolation.</w:t>
+        <w:t>Note CF60: Aucun des chiffres du code n’exclut la possibilité, laissée à la discrétion du centre de production, d’ajouter des niveaux obtenus par interpolation.</w:t>
       </w:r>
     </w:p>
     <w:p/>
@@ -11264,7 +11264,7 @@
           <w:i/>
           <w:sz w:val="14"/>
         </w:rPr>
-        <w:t>Note 94: Si la méthode de transmission d’origine est celle indiquée par le chiffre 1 du code, il est conseillé de faire appel à la table de conversion suivante pour obtenir une valeur correcte des données correspondant au descripteur 0 01 012: Valeur indiquée Valeur des données 0 0 1 45 2 90 3 135 4 180 5 225 6 270 7 315 8 360 9 511</w:t>
+        <w:t>Note CF94: Si la méthode de transmission d’origine est celle indiquée par le chiffre 1 du code, il est conseillé de faire appel à la table de conversion suivante pour obtenir une valeur correcte des données correspondant au descripteur 0 01 012: Valeur indiquée Valeur des données 0 0 1 45 2 90 3 135 4 180 5 225 6 270 7 315 8 360 9 511</w:t>
       </w:r>
     </w:p>
     <w:p/>
@@ -11618,7 +11618,7 @@
           <w:i/>
           <w:sz w:val="14"/>
         </w:rPr>
-        <w:t>Note 95: Si la méthode de transmission d’origine est celle indiquée par le chiffre 1 du code, il est conseillé de faire appel à la table de conversion suivante pour obtenir une valeur correcte des données correspondant au descripteur 0 01 013: Valeur indiquée Valeur des données 0 0 1 1 2 4 3 7 4 9 5 12 6 14 7 17 8 19 9 21 / 1023</w:t>
+        <w:t>Note CF95: Si la méthode de transmission d’origine est celle indiquée par le chiffre 1 du code, il est conseillé de faire appel à la table de conversion suivante pour obtenir une valeur correcte des données correspondant au descripteur 0 01 013: Valeur indiquée Valeur des données 0 0 1 1 2 4 3 7 4 9 5 12 6 14 7 17 8 19 9 21 / 1023</w:t>
       </w:r>
     </w:p>
     <w:p/>
@@ -15583,7 +15583,7 @@
                 <w:b w:val="0"/>
                 <w:sz w:val="16"/>
               </w:rPr>
-              <w:t>Note 37: La concentration d’hydrométéores nuageux (0 20 130) représente le nombre d’hydrométéores dans un volume de 1 dm 3 .</w:t>
+              <w:t>Note CF37: DIODE est l'abreviation de 'determination immediate d'orbite par DORIS embarque'. C'est une partie de l'instrument DORIS, qui calcule la position et la vitesse du satellite.</w:t>
             </w:r>
           </w:p>
         </w:tc>
@@ -18231,7 +18231,7 @@
           <w:i/>
           <w:sz w:val="14"/>
         </w:rPr>
-        <w:t>Note 5: (0 = bonne; 1 = mauvaise)</w:t>
+        <w:t>Note CF5: (0 = bonne; 1 = mauvaise)</w:t>
       </w:r>
     </w:p>
     <w:p/>
@@ -18829,7 +18829,7 @@
           <w:i/>
           <w:sz w:val="14"/>
         </w:rPr>
-        <w:t>Note 5: (0 = bonne; 1 = mauvaise)</w:t>
+        <w:t>Note CF5: (0 = bonne; 1 = mauvaise)</w:t>
       </w:r>
     </w:p>
     <w:p/>
@@ -19954,7 +19954,7 @@
           <w:i/>
           <w:sz w:val="14"/>
         </w:rPr>
-        <w:t>Note 5: (0 = bonne; 1 = mauvaise)</w:t>
+        <w:t>Note CF5: (0 = bonne; 1 = mauvaise)</w:t>
       </w:r>
     </w:p>
     <w:p/>
@@ -20369,7 +20369,7 @@
           <w:i/>
           <w:sz w:val="14"/>
         </w:rPr>
-        <w:t>Note 5: (0 = bonne; 1 = mauvaise)</w:t>
+        <w:t>Note CF5: (0 = bonne; 1 = mauvaise)</w:t>
       </w:r>
     </w:p>
     <w:p/>
@@ -24678,7 +24678,7 @@
                 <w:b w:val="0"/>
                 <w:sz w:val="16"/>
               </w:rPr>
-              <w:t>Note 44: Si un centre autre que le centre d’origine produit des informations sur la qualité, des valeurs de remplacement ou substituées et/ou des informations statistiques, on peut désigner ce centre par 0 01 033.</w:t>
+              <w:t>Note CF44: Guide des instruments et des methodes d'observation meteorologiques</w:t>
             </w:r>
           </w:p>
         </w:tc>
